--- a/docs/[모델배포] 서비스 테스트 계획 및  결과 보고서_27기_4팀.docx
+++ b/docs/[모델배포] 서비스 테스트 계획 및  결과 보고서_27기_4팀.docx
@@ -1325,40 +1325,7 @@
               </w:rPr>
             </w:pPr>
             <w:r>
-              <w:rPr>
-                <w:b/>
-                <w:bCs/>
-                <w:sz w:val="20"/>
-                <w:szCs w:val="20"/>
-              </w:rPr>
-              <w:t xml:space="preserve">MySQL </w:t>
-            </w:r>
-            <w:r>
-              <w:rPr>
-                <w:b/>
-                <w:bCs/>
-                <w:sz w:val="20"/>
-                <w:szCs w:val="20"/>
-              </w:rPr>
-              <w:t xml:space="preserve">및 </w:t>
-            </w:r>
-            <w:r>
-              <w:rPr>
-                <w:b/>
-                <w:bCs/>
-                <w:sz w:val="20"/>
-                <w:szCs w:val="20"/>
-              </w:rPr>
-              <w:t xml:space="preserve">Neo4j Graph DB </w:t>
-            </w:r>
-            <w:r>
-              <w:rPr>
-                <w:b/>
-                <w:bCs/>
-                <w:sz w:val="20"/>
-                <w:szCs w:val="20"/>
-              </w:rPr>
-              <w:t>적재</w:t>
+              <w:t>PostgreSQL 및 Neo4j Graph DB 적재</w:t>
             </w:r>
           </w:p>
         </w:tc>
@@ -2711,8 +2678,7 @@
               </w:rPr>
             </w:pPr>
             <w:r>
-              <w:rPr/>
-              <w:t>데이터베이스</w:t>
+              <w:t>RDB (PostgreSQL) / Graph DB (Neo4j)</w:t>
             </w:r>
           </w:p>
         </w:tc>
@@ -2773,8 +2739,7 @@
               </w:rPr>
             </w:pPr>
             <w:r>
-              <w:rPr/>
-              <w:t>MySQL 8.0 (ChatMessage, MindReport, MbtiQuestionResponse) / Neo4j 5.15 (LTM Graph Memory)</w:t>
+              <w:t>PostgreSQL 15 (ChatMessage, MindReport, MbtiQuestionResponse) / Neo4j 5.15 (LTM Graph Memory)</w:t>
             </w:r>
           </w:p>
         </w:tc>
